--- a/week1/Week1.docx
+++ b/week1/Week1.docx
@@ -1567,15 +1567,7 @@
           <w:sz w:val="28"/>
           <w:lang w:val="en-US" w:eastAsia="zh-CN"/>
         </w:rPr>
-        <w:t>4. Volatility / 波动率</w:t>
-      </w:r>
-      <w:r>
-        <w:rPr>
-          <w:rFonts w:hint="default" w:ascii="Times New Roman" w:hAnsi="Times New Roman" w:eastAsia="Noto Sans CJK SC" w:cs="Times New Roman"/>
-          <w:b/>
-          <w:color w:val="auto"/>
-          <w:sz w:val="28"/>
-        </w:rPr>
+        <w:t>4. Volatility</w:t>
       </w:r>
     </w:p>
     <w:p>
@@ -1774,24 +1766,6 @@
               </w:rPr>
               <w:t>Candidate</w:t>
             </w:r>
-            <w:r>
-              <w:rPr>
-                <w:rFonts w:hint="default" w:ascii="Times New Roman" w:hAnsi="Times New Roman" w:eastAsia="Noto Sans CJK SC" w:cs="Times New Roman"/>
-                <w:b/>
-                <w:color w:val="auto"/>
-                <w:sz w:val="16"/>
-              </w:rPr>
-              <w:br w:type="textWrapping"/>
-            </w:r>
-            <w:r>
-              <w:rPr>
-                <w:rFonts w:hint="default" w:ascii="Times New Roman" w:hAnsi="Times New Roman" w:eastAsia="Noto Sans CJK SC" w:cs="Times New Roman"/>
-                <w:b/>
-                <w:color w:val="auto"/>
-                <w:sz w:val="16"/>
-              </w:rPr>
-              <w:t>候选结构</w:t>
-            </w:r>
           </w:p>
         </w:tc>
         <w:tc>
@@ -1824,26 +1798,6 @@
                 <w:shd w:val="clear"/>
               </w:rPr>
               <w:t>Why it fits the data</w:t>
-            </w:r>
-            <w:r>
-              <w:rPr>
-                <w:rFonts w:hint="default" w:ascii="Times New Roman" w:hAnsi="Times New Roman" w:eastAsia="Noto Sans CJK SC" w:cs="Times New Roman"/>
-                <w:b/>
-                <w:color w:val="auto"/>
-                <w:sz w:val="16"/>
-                <w:shd w:val="clear"/>
-              </w:rPr>
-              <w:br w:type="textWrapping"/>
-            </w:r>
-            <w:r>
-              <w:rPr>
-                <w:rFonts w:hint="default" w:ascii="Times New Roman" w:hAnsi="Times New Roman" w:eastAsia="Noto Sans CJK SC" w:cs="Times New Roman"/>
-                <w:b/>
-                <w:color w:val="auto"/>
-                <w:sz w:val="16"/>
-                <w:shd w:val="clear"/>
-              </w:rPr>
-              <w:t>为什么适合该数据</w:t>
             </w:r>
           </w:p>
         </w:tc>
@@ -2128,18 +2082,10 @@
           <w:color w:val="auto"/>
           <w:sz w:val="19"/>
         </w:rPr>
-        <w:t>The functional/high-frequency route is the leading candidate, but the final decision should follow the Week 2 literature review and clarification of the forecasting</w:t>
+        <w:t>The functional/high-frequency route is the leading candidate, but the final decision should follow the Week 2 literature review and clarification of the forecasting target and horizon.</w:t>
       </w:r>
       <w:bookmarkStart w:id="0" w:name="_GoBack"/>
       <w:bookmarkEnd w:id="0"/>
-      <w:r>
-        <w:rPr>
-          <w:rFonts w:hint="default" w:ascii="Times New Roman" w:hAnsi="Times New Roman" w:eastAsia="Noto Sans CJK SC" w:cs="Times New Roman"/>
-          <w:color w:val="auto"/>
-          <w:sz w:val="19"/>
-        </w:rPr>
-        <w:t xml:space="preserve"> target and horizon.</w:t>
-      </w:r>
     </w:p>
     <w:sectPr>
       <w:footerReference r:id="rId5" w:type="default"/>

--- a/week1/Week1.docx
+++ b/week1/Week1.docx
@@ -1157,7 +1157,7 @@
                     </pic:cNvPicPr>
                   </pic:nvPicPr>
                   <pic:blipFill>
-                    <a:blip r:embed="rId7"/>
+                    <a:blip r:embed="rId6"/>
                     <a:stretch>
                       <a:fillRect/>
                     </a:stretch>
@@ -1224,6 +1224,7 @@
           <w:color w:val="auto"/>
         </w:rPr>
       </w:pPr>
+      <w:bookmarkStart w:id="0" w:name="_GoBack"/>
       <w:r>
         <w:rPr>
           <w:rFonts w:hint="default" w:ascii="Times New Roman" w:hAnsi="Times New Roman" w:cs="Times New Roman"/>
@@ -1247,7 +1248,7 @@
                     </pic:cNvPicPr>
                   </pic:nvPicPr>
                   <pic:blipFill>
-                    <a:blip r:embed="rId8"/>
+                    <a:blip r:embed="rId7"/>
                     <a:stretch>
                       <a:fillRect/>
                     </a:stretch>
@@ -1267,6 +1268,7 @@
           </wp:inline>
         </w:drawing>
       </w:r>
+      <w:bookmarkEnd w:id="0"/>
     </w:p>
     <w:p>
       <w:pPr>
@@ -1384,7 +1386,7 @@
                     </pic:cNvPicPr>
                   </pic:nvPicPr>
                   <pic:blipFill>
-                    <a:blip r:embed="rId9"/>
+                    <a:blip r:embed="rId8"/>
                     <a:stretch>
                       <a:fillRect/>
                     </a:stretch>
@@ -1474,7 +1476,7 @@
                     </pic:cNvPicPr>
                   </pic:nvPicPr>
                   <pic:blipFill>
-                    <a:blip r:embed="rId10"/>
+                    <a:blip r:embed="rId9"/>
                     <a:stretch>
                       <a:fillRect/>
                     </a:stretch>
@@ -1602,7 +1604,7 @@
                     </pic:cNvPicPr>
                   </pic:nvPicPr>
                   <pic:blipFill>
-                    <a:blip r:embed="rId11"/>
+                    <a:blip r:embed="rId10"/>
                     <a:stretch>
                       <a:fillRect/>
                     </a:stretch>
@@ -2084,11 +2086,8 @@
         </w:rPr>
         <w:t>The functional/high-frequency route is the leading candidate, but the final decision should follow the Week 2 literature review and clarification of the forecasting target and horizon.</w:t>
       </w:r>
-      <w:bookmarkStart w:id="0" w:name="_GoBack"/>
-      <w:bookmarkEnd w:id="0"/>
     </w:p>
     <w:sectPr>
-      <w:footerReference r:id="rId5" w:type="default"/>
       <w:pgSz w:w="11906" w:h="16838"/>
       <w:pgMar w:top="850" w:right="879" w:bottom="850" w:left="879" w:header="720" w:footer="720" w:gutter="0"/>
       <w:cols w:space="720" w:num="1"/>
@@ -2121,25 +2120,6 @@
     </w:p>
   </w:endnote>
 </w:endnotes>
-</file>
-
-<file path=word/footer1.xml><?xml version="1.0" encoding="utf-8"?>
-<w:ftr xmlns:wpc="http://schemas.microsoft.com/office/word/2010/wordprocessingCanvas" xmlns:mc="http://schemas.openxmlformats.org/markup-compatibility/2006" xmlns:o="urn:schemas-microsoft-com:office:office" xmlns:r="http://schemas.openxmlformats.org/officeDocument/2006/relationships" xmlns:m="http://schemas.openxmlformats.org/officeDocument/2006/math" xmlns:v="urn:schemas-microsoft-com:vml" xmlns:wp14="http://schemas.microsoft.com/office/word/2010/wordprocessingDrawing" xmlns:wp="http://schemas.openxmlformats.org/drawingml/2006/wordprocessingDrawing" xmlns:w10="urn:schemas-microsoft-com:office:word" xmlns:w="http://schemas.openxmlformats.org/wordprocessingml/2006/main" xmlns:w14="http://schemas.microsoft.com/office/word/2010/wordml" xmlns:w15="http://schemas.microsoft.com/office/word/2012/wordml" xmlns:wpg="http://schemas.microsoft.com/office/word/2010/wordprocessingGroup" xmlns:wpi="http://schemas.microsoft.com/office/word/2010/wordprocessingInk" xmlns:wne="http://schemas.microsoft.com/office/word/2006/wordml" xmlns:wps="http://schemas.microsoft.com/office/word/2010/wordprocessingShape" xmlns:wpsCustomData="http://www.wps.cn/officeDocument/2013/wpsCustomData" mc:Ignorable="w14 w15 wp14">
-  <w:p>
-    <w:pPr>
-      <w:pStyle w:val="24"/>
-      <w:jc w:val="center"/>
-    </w:pPr>
-    <w:r>
-      <w:rPr>
-        <w:rFonts w:ascii="Noto Sans CJK SC" w:hAnsi="Noto Sans CJK SC" w:eastAsia="Noto Sans CJK SC"/>
-        <w:color w:val="666666"/>
-        <w:sz w:val="15"/>
-      </w:rPr>
-      <w:t>UNSW MATH5925/MATH5926  |  Week 1 Group Meeting Update / 第一周组会进展汇报</w:t>
-    </w:r>
-  </w:p>
-</w:ftr>
 </file>
 
 <file path=word/footnotes.xml><?xml version="1.0" encoding="utf-8"?>
@@ -2470,10 +2450,10 @@
     <w:lsdException w:uiPriority="99" w:name="Table Theme"/>
     <w:lsdException w:qFormat="1" w:unhideWhenUsed="0" w:uiPriority="1" w:semiHidden="0" w:name="No Spacing"/>
     <w:lsdException w:unhideWhenUsed="0" w:uiPriority="60" w:semiHidden="0" w:name="Light Shading"/>
-    <w:lsdException w:unhideWhenUsed="0" w:uiPriority="61" w:semiHidden="0" w:name="Light List"/>
-    <w:lsdException w:unhideWhenUsed="0" w:uiPriority="62" w:semiHidden="0" w:name="Light Grid"/>
-    <w:lsdException w:unhideWhenUsed="0" w:uiPriority="63" w:semiHidden="0" w:name="Medium Shading 1"/>
-    <w:lsdException w:unhideWhenUsed="0" w:uiPriority="64" w:semiHidden="0" w:name="Medium Shading 2"/>
+    <w:lsdException w:qFormat="1" w:unhideWhenUsed="0" w:uiPriority="61" w:semiHidden="0" w:name="Light List"/>
+    <w:lsdException w:qFormat="1" w:unhideWhenUsed="0" w:uiPriority="62" w:semiHidden="0" w:name="Light Grid"/>
+    <w:lsdException w:qFormat="1" w:unhideWhenUsed="0" w:uiPriority="63" w:semiHidden="0" w:name="Medium Shading 1"/>
+    <w:lsdException w:qFormat="1" w:unhideWhenUsed="0" w:uiPriority="64" w:semiHidden="0" w:name="Medium Shading 2"/>
     <w:lsdException w:qFormat="1" w:unhideWhenUsed="0" w:uiPriority="65" w:semiHidden="0" w:name="Medium List 1"/>
     <w:lsdException w:qFormat="1" w:unhideWhenUsed="0" w:uiPriority="66" w:semiHidden="0" w:name="Medium List 2"/>
     <w:lsdException w:qFormat="1" w:unhideWhenUsed="0" w:uiPriority="67" w:semiHidden="0" w:name="Medium Grid 1"/>
@@ -2501,10 +2481,10 @@
     <w:lsdException w:qFormat="1" w:unhideWhenUsed="0" w:uiPriority="72" w:semiHidden="0" w:name="Colorful List Accent 1"/>
     <w:lsdException w:qFormat="1" w:unhideWhenUsed="0" w:uiPriority="73" w:semiHidden="0" w:name="Colorful Grid Accent 1"/>
     <w:lsdException w:qFormat="1" w:unhideWhenUsed="0" w:uiPriority="60" w:semiHidden="0" w:name="Light Shading Accent 2"/>
-    <w:lsdException w:unhideWhenUsed="0" w:uiPriority="61" w:semiHidden="0" w:name="Light List Accent 2"/>
+    <w:lsdException w:qFormat="1" w:unhideWhenUsed="0" w:uiPriority="61" w:semiHidden="0" w:name="Light List Accent 2"/>
     <w:lsdException w:qFormat="1" w:unhideWhenUsed="0" w:uiPriority="62" w:semiHidden="0" w:name="Light Grid Accent 2"/>
     <w:lsdException w:unhideWhenUsed="0" w:uiPriority="63" w:semiHidden="0" w:name="Medium Shading 1 Accent 2"/>
-    <w:lsdException w:unhideWhenUsed="0" w:uiPriority="64" w:semiHidden="0" w:name="Medium Shading 2 Accent 2"/>
+    <w:lsdException w:qFormat="1" w:unhideWhenUsed="0" w:uiPriority="64" w:semiHidden="0" w:name="Medium Shading 2 Accent 2"/>
     <w:lsdException w:unhideWhenUsed="0" w:uiPriority="65" w:semiHidden="0" w:name="Medium List 1 Accent 2"/>
     <w:lsdException w:qFormat="1" w:unhideWhenUsed="0" w:uiPriority="66" w:semiHidden="0" w:name="Medium List 2 Accent 2"/>
     <w:lsdException w:unhideWhenUsed="0" w:uiPriority="67" w:semiHidden="0" w:name="Medium Grid 1 Accent 2"/>
@@ -2517,7 +2497,7 @@
     <w:lsdException w:unhideWhenUsed="0" w:uiPriority="60" w:semiHidden="0" w:name="Light Shading Accent 3"/>
     <w:lsdException w:unhideWhenUsed="0" w:uiPriority="61" w:semiHidden="0" w:name="Light List Accent 3"/>
     <w:lsdException w:unhideWhenUsed="0" w:uiPriority="62" w:semiHidden="0" w:name="Light Grid Accent 3"/>
-    <w:lsdException w:unhideWhenUsed="0" w:uiPriority="63" w:semiHidden="0" w:name="Medium Shading 1 Accent 3"/>
+    <w:lsdException w:qFormat="1" w:unhideWhenUsed="0" w:uiPriority="63" w:semiHidden="0" w:name="Medium Shading 1 Accent 3"/>
     <w:lsdException w:unhideWhenUsed="0" w:uiPriority="64" w:semiHidden="0" w:name="Medium Shading 2 Accent 3"/>
     <w:lsdException w:unhideWhenUsed="0" w:uiPriority="65" w:semiHidden="0" w:name="Medium List 1 Accent 3"/>
     <w:lsdException w:qFormat="1" w:unhideWhenUsed="0" w:uiPriority="66" w:semiHidden="0" w:name="Medium List 2 Accent 3"/>
@@ -2528,10 +2508,10 @@
     <w:lsdException w:qFormat="1" w:unhideWhenUsed="0" w:uiPriority="71" w:semiHidden="0" w:name="Colorful Shading Accent 3"/>
     <w:lsdException w:qFormat="1" w:unhideWhenUsed="0" w:uiPriority="72" w:semiHidden="0" w:name="Colorful List Accent 3"/>
     <w:lsdException w:qFormat="1" w:unhideWhenUsed="0" w:uiPriority="73" w:semiHidden="0" w:name="Colorful Grid Accent 3"/>
-    <w:lsdException w:unhideWhenUsed="0" w:uiPriority="60" w:semiHidden="0" w:name="Light Shading Accent 4"/>
+    <w:lsdException w:qFormat="1" w:unhideWhenUsed="0" w:uiPriority="60" w:semiHidden="0" w:name="Light Shading Accent 4"/>
     <w:lsdException w:qFormat="1" w:unhideWhenUsed="0" w:uiPriority="61" w:semiHidden="0" w:name="Light List Accent 4"/>
-    <w:lsdException w:unhideWhenUsed="0" w:uiPriority="62" w:semiHidden="0" w:name="Light Grid Accent 4"/>
-    <w:lsdException w:unhideWhenUsed="0" w:uiPriority="63" w:semiHidden="0" w:name="Medium Shading 1 Accent 4"/>
+    <w:lsdException w:qFormat="1" w:unhideWhenUsed="0" w:uiPriority="62" w:semiHidden="0" w:name="Light Grid Accent 4"/>
+    <w:lsdException w:qFormat="1" w:unhideWhenUsed="0" w:uiPriority="63" w:semiHidden="0" w:name="Medium Shading 1 Accent 4"/>
     <w:lsdException w:unhideWhenUsed="0" w:uiPriority="64" w:semiHidden="0" w:name="Medium Shading 2 Accent 4"/>
     <w:lsdException w:qFormat="1" w:unhideWhenUsed="0" w:uiPriority="65" w:semiHidden="0" w:name="Medium List 1 Accent 4"/>
     <w:lsdException w:unhideWhenUsed="0" w:uiPriority="66" w:semiHidden="0" w:name="Medium List 2 Accent 4"/>
@@ -2545,7 +2525,7 @@
     <w:lsdException w:unhideWhenUsed="0" w:uiPriority="60" w:semiHidden="0" w:name="Light Shading Accent 5"/>
     <w:lsdException w:qFormat="1" w:unhideWhenUsed="0" w:uiPriority="61" w:semiHidden="0" w:name="Light List Accent 5"/>
     <w:lsdException w:unhideWhenUsed="0" w:uiPriority="62" w:semiHidden="0" w:name="Light Grid Accent 5"/>
-    <w:lsdException w:unhideWhenUsed="0" w:uiPriority="63" w:semiHidden="0" w:name="Medium Shading 1 Accent 5"/>
+    <w:lsdException w:qFormat="1" w:unhideWhenUsed="0" w:uiPriority="63" w:semiHidden="0" w:name="Medium Shading 1 Accent 5"/>
     <w:lsdException w:unhideWhenUsed="0" w:uiPriority="64" w:semiHidden="0" w:name="Medium Shading 2 Accent 5"/>
     <w:lsdException w:unhideWhenUsed="0" w:uiPriority="65" w:semiHidden="0" w:name="Medium List 1 Accent 5"/>
     <w:lsdException w:unhideWhenUsed="0" w:uiPriority="66" w:semiHidden="0" w:name="Medium List 2 Accent 5"/>
@@ -2556,10 +2536,10 @@
     <w:lsdException w:qFormat="1" w:unhideWhenUsed="0" w:uiPriority="71" w:semiHidden="0" w:name="Colorful Shading Accent 5"/>
     <w:lsdException w:qFormat="1" w:unhideWhenUsed="0" w:uiPriority="72" w:semiHidden="0" w:name="Colorful List Accent 5"/>
     <w:lsdException w:qFormat="1" w:unhideWhenUsed="0" w:uiPriority="73" w:semiHidden="0" w:name="Colorful Grid Accent 5"/>
-    <w:lsdException w:unhideWhenUsed="0" w:uiPriority="60" w:semiHidden="0" w:name="Light Shading Accent 6"/>
+    <w:lsdException w:qFormat="1" w:unhideWhenUsed="0" w:uiPriority="60" w:semiHidden="0" w:name="Light Shading Accent 6"/>
     <w:lsdException w:qFormat="1" w:unhideWhenUsed="0" w:uiPriority="61" w:semiHidden="0" w:name="Light List Accent 6"/>
-    <w:lsdException w:unhideWhenUsed="0" w:uiPriority="62" w:semiHidden="0" w:name="Light Grid Accent 6"/>
-    <w:lsdException w:unhideWhenUsed="0" w:uiPriority="63" w:semiHidden="0" w:name="Medium Shading 1 Accent 6"/>
+    <w:lsdException w:qFormat="1" w:unhideWhenUsed="0" w:uiPriority="62" w:semiHidden="0" w:name="Light Grid Accent 6"/>
+    <w:lsdException w:qFormat="1" w:unhideWhenUsed="0" w:uiPriority="63" w:semiHidden="0" w:name="Medium Shading 1 Accent 6"/>
     <w:lsdException w:unhideWhenUsed="0" w:uiPriority="64" w:semiHidden="0" w:name="Medium Shading 2 Accent 6"/>
     <w:lsdException w:unhideWhenUsed="0" w:uiPriority="65" w:semiHidden="0" w:name="Medium List 1 Accent 6"/>
     <w:lsdException w:qFormat="1" w:unhideWhenUsed="0" w:uiPriority="66" w:semiHidden="0" w:name="Medium List 2 Accent 6"/>
@@ -3571,6 +3551,7 @@
   <w:style w:type="table" w:styleId="38">
     <w:name w:val="Light Shading Accent 4"/>
     <w:basedOn w:val="32"/>
+    <w:qFormat/>
     <w:uiPriority w:val="60"/>
     <w:pPr>
       <w:spacing w:after="0" w:line="240" w:lineRule="auto"/>
@@ -3769,6 +3750,7 @@
   <w:style w:type="table" w:styleId="40">
     <w:name w:val="Light Shading Accent 6"/>
     <w:basedOn w:val="32"/>
+    <w:qFormat/>
     <w:uiPriority w:val="60"/>
     <w:pPr>
       <w:spacing w:after="0" w:line="240" w:lineRule="auto"/>
@@ -3868,6 +3850,7 @@
   <w:style w:type="table" w:styleId="41">
     <w:name w:val="Light List"/>
     <w:basedOn w:val="32"/>
+    <w:qFormat/>
     <w:uiPriority w:val="61"/>
     <w:pPr>
       <w:spacing w:after="0" w:line="240" w:lineRule="auto"/>
@@ -4054,6 +4037,7 @@
   <w:style w:type="table" w:styleId="43">
     <w:name w:val="Light List Accent 2"/>
     <w:basedOn w:val="32"/>
+    <w:qFormat/>
     <w:uiPriority w:val="61"/>
     <w:pPr>
       <w:spacing w:after="0" w:line="240" w:lineRule="auto"/>
@@ -4522,6 +4506,7 @@
   <w:style w:type="table" w:styleId="48">
     <w:name w:val="Light Grid"/>
     <w:basedOn w:val="32"/>
+    <w:qFormat/>
     <w:uiPriority w:val="62"/>
     <w:pPr>
       <w:spacing w:after="0" w:line="240" w:lineRule="auto"/>
@@ -5027,6 +5012,7 @@
   <w:style w:type="table" w:styleId="52">
     <w:name w:val="Light Grid Accent 4"/>
     <w:basedOn w:val="32"/>
+    <w:qFormat/>
     <w:uiPriority w:val="62"/>
     <w:pPr>
       <w:spacing w:after="0" w:line="240" w:lineRule="auto"/>
@@ -5279,6 +5265,7 @@
   <w:style w:type="table" w:styleId="54">
     <w:name w:val="Light Grid Accent 6"/>
     <w:basedOn w:val="32"/>
+    <w:qFormat/>
     <w:uiPriority w:val="62"/>
     <w:pPr>
       <w:spacing w:after="0" w:line="240" w:lineRule="auto"/>
@@ -5405,6 +5392,7 @@
   <w:style w:type="table" w:styleId="55">
     <w:name w:val="Medium Shading 1"/>
     <w:basedOn w:val="32"/>
+    <w:qFormat/>
     <w:uiPriority w:val="63"/>
     <w:pPr>
       <w:spacing w:after="0" w:line="240" w:lineRule="auto"/>
@@ -5726,6 +5714,7 @@
   <w:style w:type="table" w:styleId="58">
     <w:name w:val="Medium Shading 1 Accent 3"/>
     <w:basedOn w:val="32"/>
+    <w:qFormat/>
     <w:uiPriority w:val="63"/>
     <w:pPr>
       <w:spacing w:after="0" w:line="240" w:lineRule="auto"/>
@@ -5833,6 +5822,7 @@
   <w:style w:type="table" w:styleId="59">
     <w:name w:val="Medium Shading 1 Accent 4"/>
     <w:basedOn w:val="32"/>
+    <w:qFormat/>
     <w:uiPriority w:val="63"/>
     <w:pPr>
       <w:spacing w:after="0" w:line="240" w:lineRule="auto"/>
@@ -5940,6 +5930,7 @@
   <w:style w:type="table" w:styleId="60">
     <w:name w:val="Medium Shading 1 Accent 5"/>
     <w:basedOn w:val="32"/>
+    <w:qFormat/>
     <w:uiPriority w:val="63"/>
     <w:pPr>
       <w:spacing w:after="0" w:line="240" w:lineRule="auto"/>
@@ -6047,6 +6038,7 @@
   <w:style w:type="table" w:styleId="61">
     <w:name w:val="Medium Shading 1 Accent 6"/>
     <w:basedOn w:val="32"/>
+    <w:qFormat/>
     <w:uiPriority w:val="63"/>
     <w:pPr>
       <w:spacing w:after="0" w:line="240" w:lineRule="auto"/>
@@ -6154,6 +6146,7 @@
   <w:style w:type="table" w:styleId="62">
     <w:name w:val="Medium Shading 2"/>
     <w:basedOn w:val="32"/>
+    <w:qFormat/>
     <w:uiPriority w:val="64"/>
     <w:pPr>
       <w:spacing w:after="0" w:line="240" w:lineRule="auto"/>
@@ -6484,6 +6477,7 @@
   <w:style w:type="table" w:styleId="64">
     <w:name w:val="Medium Shading 2 Accent 2"/>
     <w:basedOn w:val="32"/>
+    <w:qFormat/>
     <w:uiPriority w:val="64"/>
     <w:pPr>
       <w:spacing w:after="0" w:line="240" w:lineRule="auto"/>

--- a/week1/Week1.docx
+++ b/week1/Week1.docx
@@ -1124,6 +1124,8 @@
         </w:rPr>
         <w:t>. Temporal Coverage and Price-Level Behaviour</w:t>
       </w:r>
+      <w:bookmarkStart w:id="0" w:name="_GoBack"/>
+      <w:bookmarkEnd w:id="0"/>
     </w:p>
     <w:p>
       <w:pPr>
@@ -1224,7 +1226,6 @@
           <w:color w:val="auto"/>
         </w:rPr>
       </w:pPr>
-      <w:bookmarkStart w:id="0" w:name="_GoBack"/>
       <w:r>
         <w:rPr>
           <w:rFonts w:hint="default" w:ascii="Times New Roman" w:hAnsi="Times New Roman" w:cs="Times New Roman"/>
@@ -1268,7 +1269,6 @@
           </wp:inline>
         </w:drawing>
       </w:r>
-      <w:bookmarkEnd w:id="0"/>
     </w:p>
     <w:p>
       <w:pPr>
@@ -1814,12 +1814,6 @@
             <w:insideH w:val="single" w:color="auto" w:sz="4" w:space="0"/>
             <w:insideV w:val="single" w:color="auto" w:sz="4" w:space="0"/>
           </w:tblBorders>
-          <w:tblCellMar>
-            <w:top w:w="0" w:type="dxa"/>
-            <w:left w:w="108" w:type="dxa"/>
-            <w:bottom w:w="0" w:type="dxa"/>
-            <w:right w:w="108" w:type="dxa"/>
-          </w:tblCellMar>
         </w:tblPrEx>
         <w:trPr>
           <w:cantSplit/>

--- a/week1/Week1.docx
+++ b/week1/Week1.docx
@@ -1124,8 +1124,6 @@
         </w:rPr>
         <w:t>. Temporal Coverage and Price-Level Behaviour</w:t>
       </w:r>
-      <w:bookmarkStart w:id="0" w:name="_GoBack"/>
-      <w:bookmarkEnd w:id="0"/>
     </w:p>
     <w:p>
       <w:pPr>
@@ -1814,6 +1812,12 @@
             <w:insideH w:val="single" w:color="auto" w:sz="4" w:space="0"/>
             <w:insideV w:val="single" w:color="auto" w:sz="4" w:space="0"/>
           </w:tblBorders>
+          <w:tblCellMar>
+            <w:top w:w="0" w:type="dxa"/>
+            <w:left w:w="108" w:type="dxa"/>
+            <w:bottom w:w="0" w:type="dxa"/>
+            <w:right w:w="108" w:type="dxa"/>
+          </w:tblCellMar>
         </w:tblPrEx>
         <w:trPr>
           <w:cantSplit/>
@@ -2068,8 +2072,9 @@
       <w:pPr>
         <w:spacing w:after="60" w:line="259" w:lineRule="auto"/>
         <w:rPr>
-          <w:rFonts w:hint="default" w:ascii="Times New Roman" w:hAnsi="Times New Roman" w:cs="Times New Roman"/>
+          <w:rFonts w:hint="eastAsia" w:ascii="Times New Roman" w:hAnsi="Times New Roman" w:eastAsia="宋体" w:cs="Times New Roman"/>
           <w:color w:val="auto"/>
+          <w:lang w:val="en-US" w:eastAsia="zh-CN"/>
         </w:rPr>
       </w:pPr>
       <w:r>
@@ -2078,8 +2083,19 @@
           <w:color w:val="auto"/>
           <w:sz w:val="19"/>
         </w:rPr>
-        <w:t>The functional/high-frequency route is the leading candidate, but the final decision should follow the Week 2 literature review and clarification of the forecasting target and horizon.</w:t>
+        <w:t>The functional/high-frequency route is the leading candidate</w:t>
       </w:r>
+      <w:r>
+        <w:rPr>
+          <w:rFonts w:hint="eastAsia" w:ascii="Times New Roman" w:hAnsi="Times New Roman" w:eastAsia="宋体" w:cs="Times New Roman"/>
+          <w:color w:val="auto"/>
+          <w:sz w:val="19"/>
+          <w:lang w:val="en-US" w:eastAsia="zh-CN"/>
+        </w:rPr>
+        <w:t>.</w:t>
+      </w:r>
+      <w:bookmarkStart w:id="0" w:name="_GoBack"/>
+      <w:bookmarkEnd w:id="0"/>
     </w:p>
     <w:sectPr>
       <w:pgSz w:w="11906" w:h="16838"/>
@@ -2324,7 +2340,7 @@
     <w:lsdException w:uiPriority="99" w:name="footnote text"/>
     <w:lsdException w:uiPriority="99" w:name="annotation text"/>
     <w:lsdException w:qFormat="1" w:uiPriority="99" w:semiHidden="0" w:name="header"/>
-    <w:lsdException w:uiPriority="99" w:semiHidden="0" w:name="footer"/>
+    <w:lsdException w:qFormat="1" w:uiPriority="99" w:semiHidden="0" w:name="footer"/>
     <w:lsdException w:uiPriority="99" w:name="index heading"/>
     <w:lsdException w:qFormat="1" w:uiPriority="35" w:name="caption"/>
     <w:lsdException w:uiPriority="99" w:name="table of figures"/>
@@ -2339,26 +2355,26 @@
     <w:lsdException w:uiPriority="99" w:name="table of authorities"/>
     <w:lsdException w:qFormat="1" w:uiPriority="99" w:semiHidden="0" w:name="macro"/>
     <w:lsdException w:uiPriority="99" w:name="toa heading"/>
-    <w:lsdException w:uiPriority="99" w:semiHidden="0" w:name="List"/>
+    <w:lsdException w:qFormat="1" w:uiPriority="99" w:semiHidden="0" w:name="List"/>
     <w:lsdException w:qFormat="1" w:uiPriority="99" w:semiHidden="0" w:name="List Bullet"/>
-    <w:lsdException w:uiPriority="99" w:semiHidden="0" w:name="List Number"/>
+    <w:lsdException w:qFormat="1" w:uiPriority="99" w:semiHidden="0" w:name="List Number"/>
     <w:lsdException w:qFormat="1" w:uiPriority="99" w:semiHidden="0" w:name="List 2"/>
     <w:lsdException w:uiPriority="99" w:semiHidden="0" w:name="List 3"/>
     <w:lsdException w:uiPriority="99" w:name="List 4"/>
     <w:lsdException w:uiPriority="99" w:name="List 5"/>
     <w:lsdException w:qFormat="1" w:uiPriority="99" w:semiHidden="0" w:name="List Bullet 2"/>
-    <w:lsdException w:uiPriority="99" w:semiHidden="0" w:name="List Bullet 3"/>
+    <w:lsdException w:qFormat="1" w:uiPriority="99" w:semiHidden="0" w:name="List Bullet 3"/>
     <w:lsdException w:uiPriority="99" w:name="List Bullet 4"/>
     <w:lsdException w:uiPriority="99" w:name="List Bullet 5"/>
     <w:lsdException w:qFormat="1" w:uiPriority="99" w:semiHidden="0" w:name="List Number 2"/>
-    <w:lsdException w:uiPriority="99" w:semiHidden="0" w:name="List Number 3"/>
+    <w:lsdException w:qFormat="1" w:uiPriority="99" w:semiHidden="0" w:name="List Number 3"/>
     <w:lsdException w:uiPriority="99" w:name="List Number 4"/>
     <w:lsdException w:uiPriority="99" w:name="List Number 5"/>
     <w:lsdException w:qFormat="1" w:unhideWhenUsed="0" w:uiPriority="10" w:semiHidden="0" w:name="Title"/>
     <w:lsdException w:uiPriority="99" w:name="Closing"/>
     <w:lsdException w:uiPriority="99" w:name="Signature"/>
     <w:lsdException w:uiPriority="1" w:name="Default Paragraph Font"/>
-    <w:lsdException w:uiPriority="99" w:semiHidden="0" w:name="Body Text"/>
+    <w:lsdException w:qFormat="1" w:uiPriority="99" w:semiHidden="0" w:name="Body Text"/>
     <w:lsdException w:uiPriority="99" w:name="Body Text Indent"/>
     <w:lsdException w:qFormat="1" w:uiPriority="99" w:semiHidden="0" w:name="List Continue"/>
     <w:lsdException w:qFormat="1" w:uiPriority="99" w:semiHidden="0" w:name="List Continue 2"/>
@@ -2372,8 +2388,8 @@
     <w:lsdException w:uiPriority="99" w:name="Body Text First Indent"/>
     <w:lsdException w:uiPriority="99" w:name="Body Text First Indent 2"/>
     <w:lsdException w:uiPriority="99" w:name="Note Heading"/>
-    <w:lsdException w:uiPriority="99" w:semiHidden="0" w:name="Body Text 2"/>
-    <w:lsdException w:uiPriority="99" w:semiHidden="0" w:name="Body Text 3"/>
+    <w:lsdException w:qFormat="1" w:uiPriority="99" w:semiHidden="0" w:name="Body Text 2"/>
+    <w:lsdException w:qFormat="1" w:uiPriority="99" w:semiHidden="0" w:name="Body Text 3"/>
     <w:lsdException w:uiPriority="99" w:name="Body Text Indent 2"/>
     <w:lsdException w:uiPriority="99" w:name="Body Text Indent 3"/>
     <w:lsdException w:uiPriority="99" w:name="Block Text"/>
@@ -2479,7 +2495,7 @@
     <w:lsdException w:qFormat="1" w:unhideWhenUsed="0" w:uiPriority="62" w:semiHidden="0" w:name="Light Grid Accent 2"/>
     <w:lsdException w:unhideWhenUsed="0" w:uiPriority="63" w:semiHidden="0" w:name="Medium Shading 1 Accent 2"/>
     <w:lsdException w:qFormat="1" w:unhideWhenUsed="0" w:uiPriority="64" w:semiHidden="0" w:name="Medium Shading 2 Accent 2"/>
-    <w:lsdException w:unhideWhenUsed="0" w:uiPriority="65" w:semiHidden="0" w:name="Medium List 1 Accent 2"/>
+    <w:lsdException w:qFormat="1" w:unhideWhenUsed="0" w:uiPriority="65" w:semiHidden="0" w:name="Medium List 1 Accent 2"/>
     <w:lsdException w:qFormat="1" w:unhideWhenUsed="0" w:uiPriority="66" w:semiHidden="0" w:name="Medium List 2 Accent 2"/>
     <w:lsdException w:unhideWhenUsed="0" w:uiPriority="67" w:semiHidden="0" w:name="Medium Grid 1 Accent 2"/>
     <w:lsdException w:unhideWhenUsed="0" w:uiPriority="68" w:semiHidden="0" w:name="Medium Grid 2 Accent 2"/>
@@ -2492,8 +2508,8 @@
     <w:lsdException w:unhideWhenUsed="0" w:uiPriority="61" w:semiHidden="0" w:name="Light List Accent 3"/>
     <w:lsdException w:unhideWhenUsed="0" w:uiPriority="62" w:semiHidden="0" w:name="Light Grid Accent 3"/>
     <w:lsdException w:qFormat="1" w:unhideWhenUsed="0" w:uiPriority="63" w:semiHidden="0" w:name="Medium Shading 1 Accent 3"/>
-    <w:lsdException w:unhideWhenUsed="0" w:uiPriority="64" w:semiHidden="0" w:name="Medium Shading 2 Accent 3"/>
-    <w:lsdException w:unhideWhenUsed="0" w:uiPriority="65" w:semiHidden="0" w:name="Medium List 1 Accent 3"/>
+    <w:lsdException w:qFormat="1" w:unhideWhenUsed="0" w:uiPriority="64" w:semiHidden="0" w:name="Medium Shading 2 Accent 3"/>
+    <w:lsdException w:qFormat="1" w:unhideWhenUsed="0" w:uiPriority="65" w:semiHidden="0" w:name="Medium List 1 Accent 3"/>
     <w:lsdException w:qFormat="1" w:unhideWhenUsed="0" w:uiPriority="66" w:semiHidden="0" w:name="Medium List 2 Accent 3"/>
     <w:lsdException w:unhideWhenUsed="0" w:uiPriority="67" w:semiHidden="0" w:name="Medium Grid 1 Accent 3"/>
     <w:lsdException w:unhideWhenUsed="0" w:uiPriority="68" w:semiHidden="0" w:name="Medium Grid 2 Accent 3"/>
@@ -2506,7 +2522,7 @@
     <w:lsdException w:qFormat="1" w:unhideWhenUsed="0" w:uiPriority="61" w:semiHidden="0" w:name="Light List Accent 4"/>
     <w:lsdException w:qFormat="1" w:unhideWhenUsed="0" w:uiPriority="62" w:semiHidden="0" w:name="Light Grid Accent 4"/>
     <w:lsdException w:qFormat="1" w:unhideWhenUsed="0" w:uiPriority="63" w:semiHidden="0" w:name="Medium Shading 1 Accent 4"/>
-    <w:lsdException w:unhideWhenUsed="0" w:uiPriority="64" w:semiHidden="0" w:name="Medium Shading 2 Accent 4"/>
+    <w:lsdException w:qFormat="1" w:unhideWhenUsed="0" w:uiPriority="64" w:semiHidden="0" w:name="Medium Shading 2 Accent 4"/>
     <w:lsdException w:qFormat="1" w:unhideWhenUsed="0" w:uiPriority="65" w:semiHidden="0" w:name="Medium List 1 Accent 4"/>
     <w:lsdException w:unhideWhenUsed="0" w:uiPriority="66" w:semiHidden="0" w:name="Medium List 2 Accent 4"/>
     <w:lsdException w:qFormat="1" w:unhideWhenUsed="0" w:uiPriority="67" w:semiHidden="0" w:name="Medium Grid 1 Accent 4"/>
@@ -2518,10 +2534,10 @@
     <w:lsdException w:qFormat="1" w:unhideWhenUsed="0" w:uiPriority="73" w:semiHidden="0" w:name="Colorful Grid Accent 4"/>
     <w:lsdException w:unhideWhenUsed="0" w:uiPriority="60" w:semiHidden="0" w:name="Light Shading Accent 5"/>
     <w:lsdException w:qFormat="1" w:unhideWhenUsed="0" w:uiPriority="61" w:semiHidden="0" w:name="Light List Accent 5"/>
-    <w:lsdException w:unhideWhenUsed="0" w:uiPriority="62" w:semiHidden="0" w:name="Light Grid Accent 5"/>
+    <w:lsdException w:qFormat="1" w:unhideWhenUsed="0" w:uiPriority="62" w:semiHidden="0" w:name="Light Grid Accent 5"/>
     <w:lsdException w:qFormat="1" w:unhideWhenUsed="0" w:uiPriority="63" w:semiHidden="0" w:name="Medium Shading 1 Accent 5"/>
     <w:lsdException w:unhideWhenUsed="0" w:uiPriority="64" w:semiHidden="0" w:name="Medium Shading 2 Accent 5"/>
-    <w:lsdException w:unhideWhenUsed="0" w:uiPriority="65" w:semiHidden="0" w:name="Medium List 1 Accent 5"/>
+    <w:lsdException w:qFormat="1" w:unhideWhenUsed="0" w:uiPriority="65" w:semiHidden="0" w:name="Medium List 1 Accent 5"/>
     <w:lsdException w:unhideWhenUsed="0" w:uiPriority="66" w:semiHidden="0" w:name="Medium List 2 Accent 5"/>
     <w:lsdException w:unhideWhenUsed="0" w:uiPriority="67" w:semiHidden="0" w:name="Medium Grid 1 Accent 5"/>
     <w:lsdException w:qFormat="1" w:unhideWhenUsed="0" w:uiPriority="68" w:semiHidden="0" w:name="Medium Grid 2 Accent 5"/>
@@ -2535,7 +2551,7 @@
     <w:lsdException w:qFormat="1" w:unhideWhenUsed="0" w:uiPriority="62" w:semiHidden="0" w:name="Light Grid Accent 6"/>
     <w:lsdException w:qFormat="1" w:unhideWhenUsed="0" w:uiPriority="63" w:semiHidden="0" w:name="Medium Shading 1 Accent 6"/>
     <w:lsdException w:unhideWhenUsed="0" w:uiPriority="64" w:semiHidden="0" w:name="Medium Shading 2 Accent 6"/>
-    <w:lsdException w:unhideWhenUsed="0" w:uiPriority="65" w:semiHidden="0" w:name="Medium List 1 Accent 6"/>
+    <w:lsdException w:qFormat="1" w:unhideWhenUsed="0" w:uiPriority="65" w:semiHidden="0" w:name="Medium List 1 Accent 6"/>
     <w:lsdException w:qFormat="1" w:unhideWhenUsed="0" w:uiPriority="66" w:semiHidden="0" w:name="Medium List 2 Accent 6"/>
     <w:lsdException w:qFormat="1" w:unhideWhenUsed="0" w:uiPriority="67" w:semiHidden="0" w:name="Medium Grid 1 Accent 6"/>
     <w:lsdException w:qFormat="1" w:unhideWhenUsed="0" w:uiPriority="68" w:semiHidden="0" w:name="Medium Grid 2 Accent 6"/>
@@ -2868,6 +2884,7 @@
     <w:name w:val="List Number"/>
     <w:basedOn w:val="1"/>
     <w:unhideWhenUsed/>
+    <w:qFormat/>
     <w:uiPriority w:val="99"/>
     <w:pPr>
       <w:numPr>
@@ -2920,6 +2937,7 @@
     <w:basedOn w:val="1"/>
     <w:link w:val="146"/>
     <w:unhideWhenUsed/>
+    <w:qFormat/>
     <w:uiPriority w:val="99"/>
     <w:pPr>
       <w:spacing w:after="120"/>
@@ -2933,6 +2951,7 @@
     <w:name w:val="List Bullet 3"/>
     <w:basedOn w:val="1"/>
     <w:unhideWhenUsed/>
+    <w:qFormat/>
     <w:uiPriority w:val="99"/>
     <w:pPr>
       <w:numPr>
@@ -2947,6 +2966,7 @@
     <w:basedOn w:val="1"/>
     <w:link w:val="144"/>
     <w:unhideWhenUsed/>
+    <w:qFormat/>
     <w:uiPriority w:val="99"/>
     <w:pPr>
       <w:spacing w:after="120"/>
@@ -2956,6 +2976,7 @@
     <w:name w:val="List Number 3"/>
     <w:basedOn w:val="1"/>
     <w:unhideWhenUsed/>
+    <w:qFormat/>
     <w:uiPriority w:val="99"/>
     <w:pPr>
       <w:numPr>
@@ -3007,6 +3028,7 @@
     <w:basedOn w:val="1"/>
     <w:link w:val="136"/>
     <w:unhideWhenUsed/>
+    <w:qFormat/>
     <w:uiPriority w:val="99"/>
     <w:pPr>
       <w:tabs>
@@ -3057,6 +3079,7 @@
     <w:name w:val="List"/>
     <w:basedOn w:val="1"/>
     <w:unhideWhenUsed/>
+    <w:qFormat/>
     <w:uiPriority w:val="99"/>
     <w:pPr>
       <w:ind w:left="360" w:hanging="360"/>
@@ -3068,6 +3091,7 @@
     <w:basedOn w:val="1"/>
     <w:link w:val="145"/>
     <w:unhideWhenUsed/>
+    <w:qFormat/>
     <w:uiPriority w:val="99"/>
     <w:pPr>
       <w:spacing w:after="120" w:line="480" w:lineRule="auto"/>
@@ -5133,6 +5157,7 @@
   <w:style w:type="table" w:styleId="53">
     <w:name w:val="Light Grid Accent 5"/>
     <w:basedOn w:val="32"/>
+    <w:qFormat/>
     <w:uiPriority w:val="62"/>
     <w:pPr>
       <w:spacing w:after="0" w:line="240" w:lineRule="auto"/>
@@ -6637,6 +6662,7 @@
   <w:style w:type="table" w:styleId="65">
     <w:name w:val="Medium Shading 2 Accent 3"/>
     <w:basedOn w:val="32"/>
+    <w:qFormat/>
     <w:uiPriority w:val="64"/>
     <w:pPr>
       <w:spacing w:after="0" w:line="240" w:lineRule="auto"/>
@@ -6802,6 +6828,7 @@
   <w:style w:type="table" w:styleId="66">
     <w:name w:val="Medium Shading 2 Accent 4"/>
     <w:basedOn w:val="32"/>
+    <w:qFormat/>
     <w:uiPriority w:val="64"/>
     <w:pPr>
       <w:spacing w:after="0" w:line="240" w:lineRule="auto"/>
@@ -7478,6 +7505,7 @@
   <w:style w:type="table" w:styleId="71">
     <w:name w:val="Medium List 1 Accent 2"/>
     <w:basedOn w:val="32"/>
+    <w:qFormat/>
     <w:uiPriority w:val="65"/>
     <w:pPr>
       <w:spacing w:after="0" w:line="240" w:lineRule="auto"/>
@@ -7568,6 +7596,7 @@
   <w:style w:type="table" w:styleId="72">
     <w:name w:val="Medium List 1 Accent 3"/>
     <w:basedOn w:val="32"/>
+    <w:qFormat/>
     <w:uiPriority w:val="65"/>
     <w:pPr>
       <w:spacing w:after="0" w:line="240" w:lineRule="auto"/>
@@ -7749,6 +7778,7 @@
   <w:style w:type="table" w:styleId="74">
     <w:name w:val="Medium List 1 Accent 5"/>
     <w:basedOn w:val="32"/>
+    <w:qFormat/>
     <w:uiPriority w:val="65"/>
     <w:pPr>
       <w:spacing w:after="0" w:line="240" w:lineRule="auto"/>
@@ -7839,6 +7869,7 @@
   <w:style w:type="table" w:styleId="75">
     <w:name w:val="Medium List 1 Accent 6"/>
     <w:basedOn w:val="32"/>
+    <w:qFormat/>
     <w:uiPriority w:val="65"/>
     <w:pPr>
       <w:spacing w:after="0" w:line="240" w:lineRule="auto"/>
@@ -14701,6 +14732,7 @@
     <w:name w:val="Heading 3 Char"/>
     <w:basedOn w:val="132"/>
     <w:link w:val="5"/>
+    <w:qFormat/>
     <w:uiPriority w:val="9"/>
     <w:rPr>
       <w:rFonts w:asciiTheme="majorHAnsi" w:hAnsiTheme="majorHAnsi" w:eastAsiaTheme="majorEastAsia" w:cstheme="majorBidi"/>
@@ -14733,6 +14765,7 @@
     <w:name w:val="Subtitle Char"/>
     <w:basedOn w:val="132"/>
     <w:link w:val="26"/>
+    <w:qFormat/>
     <w:uiPriority w:val="11"/>
     <w:rPr>
       <w:rFonts w:asciiTheme="majorHAnsi" w:hAnsiTheme="majorHAnsi" w:eastAsiaTheme="majorEastAsia" w:cstheme="majorBidi"/>
@@ -14770,12 +14803,14 @@
     <w:name w:val="Body Text 2 Char"/>
     <w:basedOn w:val="132"/>
     <w:link w:val="28"/>
+    <w:qFormat/>
     <w:uiPriority w:val="99"/>
   </w:style>
   <w:style w:type="character" w:customStyle="1" w:styleId="146">
     <w:name w:val="Body Text 3 Char"/>
     <w:basedOn w:val="132"/>
     <w:link w:val="17"/>
+    <w:qFormat/>
     <w:uiPriority w:val="99"/>
     <w:rPr>
       <w:sz w:val="16"/>
@@ -14855,6 +14890,7 @@
     <w:basedOn w:val="132"/>
     <w:link w:val="7"/>
     <w:semiHidden/>
+    <w:qFormat/>
     <w:uiPriority w:val="9"/>
     <w:rPr>
       <w:rFonts w:asciiTheme="majorHAnsi" w:hAnsiTheme="majorHAnsi" w:eastAsiaTheme="majorEastAsia" w:cstheme="majorBidi"/>
@@ -14866,6 +14902,7 @@
     <w:basedOn w:val="132"/>
     <w:link w:val="8"/>
     <w:semiHidden/>
+    <w:qFormat/>
     <w:uiPriority w:val="9"/>
     <w:rPr>
       <w:rFonts w:asciiTheme="majorHAnsi" w:hAnsiTheme="majorHAnsi" w:eastAsiaTheme="majorEastAsia" w:cstheme="majorBidi"/>
@@ -14901,6 +14938,7 @@
     <w:basedOn w:val="132"/>
     <w:link w:val="10"/>
     <w:semiHidden/>
+    <w:qFormat/>
     <w:uiPriority w:val="9"/>
     <w:rPr>
       <w:rFonts w:asciiTheme="majorHAnsi" w:hAnsiTheme="majorHAnsi" w:eastAsiaTheme="majorEastAsia" w:cstheme="majorBidi"/>
@@ -14919,6 +14957,7 @@
     <w:basedOn w:val="132"/>
     <w:link w:val="11"/>
     <w:semiHidden/>
+    <w:qFormat/>
     <w:uiPriority w:val="9"/>
     <w:rPr>
       <w:rFonts w:asciiTheme="majorHAnsi" w:hAnsiTheme="majorHAnsi" w:eastAsiaTheme="majorEastAsia" w:cstheme="majorBidi"/>
@@ -14968,6 +15007,7 @@
     <w:name w:val="Intense Quote Char"/>
     <w:basedOn w:val="132"/>
     <w:link w:val="156"/>
+    <w:qFormat/>
     <w:uiPriority w:val="30"/>
     <w:rPr>
       <w:b/>

--- a/week1/Week1.docx
+++ b/week1/Week1.docx
@@ -1302,6 +1302,24 @@
           <w:color w:val="auto"/>
           <w:sz w:val="18"/>
         </w:rPr>
+        <w:t xml:space="preserve">The dominant 390-minute window in the raw timestamps is 07:30–13:59. This duration is consistent with the 390-minute US regular trading session. The two-hour offset from Eastern Time suggests that the timestamps may be recorded in Mountain Time.  </w:t>
+      </w:r>
+    </w:p>
+    <w:p>
+      <w:pPr>
+        <w:pStyle w:val="16"/>
+        <w:spacing w:after="60" w:line="259" w:lineRule="auto"/>
+        <w:rPr>
+          <w:rFonts w:hint="default" w:ascii="Times New Roman" w:hAnsi="Times New Roman" w:cs="Times New Roman"/>
+          <w:color w:val="auto"/>
+        </w:rPr>
+      </w:pPr>
+      <w:r>
+        <w:rPr>
+          <w:rFonts w:hint="default" w:ascii="Times New Roman" w:hAnsi="Times New Roman" w:eastAsia="Noto Sans CJK SC" w:cs="Times New Roman"/>
+          <w:color w:val="auto"/>
+          <w:sz w:val="18"/>
+        </w:rPr>
         <w:t>The intraday observation window is not constant across the full sample: most days contain 390 observations, while some periods contain approximately 405 or 960 observations and a small set of shortened days contain fewer.</w:t>
       </w:r>
     </w:p>
@@ -1826,7 +1844,7 @@
         <w:tc>
           <w:tcPr>
             <w:tcW w:w="2088" w:type="dxa"/>
-            <w:shd w:val="clear" w:color="auto" w:fill="auto"/>
+            <w:shd w:val="clear" w:color="auto" w:fill="FFFF00"/>
             <w:tcMar>
               <w:top w:w="80" w:type="dxa"/>
               <w:left w:w="80" w:type="dxa"/>
@@ -1857,7 +1875,7 @@
         <w:tc>
           <w:tcPr>
             <w:tcW w:w="4680" w:type="dxa"/>
-            <w:shd w:val="clear" w:color="auto" w:fill="auto"/>
+            <w:shd w:val="clear" w:color="auto" w:fill="FFFF00"/>
             <w:tcMar>
               <w:top w:w="80" w:type="dxa"/>
               <w:left w:w="80" w:type="dxa"/>
@@ -2067,6 +2085,8 @@
           <w:color w:val="auto"/>
         </w:rPr>
       </w:pPr>
+      <w:bookmarkStart w:id="0" w:name="_GoBack"/>
+      <w:bookmarkEnd w:id="0"/>
     </w:p>
     <w:p>
       <w:pPr>
@@ -2094,8 +2114,6 @@
         </w:rPr>
         <w:t>.</w:t>
       </w:r>
-      <w:bookmarkStart w:id="0" w:name="_GoBack"/>
-      <w:bookmarkEnd w:id="0"/>
     </w:p>
     <w:sectPr>
       <w:pgSz w:w="11906" w:h="16838"/>
